--- a/Xceed.Words.NET.Examples/Samples/Paragraph/Output/AddObjectsFromOtherDocument.docx
+++ b/Xceed.Words.NET.Examples/Samples/Paragraph/Output/AddObjectsFromOtherDocument.docx
@@ -9,7 +9,7 @@
       </w:pPr>
       <w:r>
         <w:rPr>
-          <w:lang w:val="en-US"/>
+          <w:lang w:val="en-CA"/>
           <w:sz w:val="30"/>
           <w:szCs w:val="30"/>
         </w:rPr>
@@ -45,7 +45,7 @@
                     <pic:cNvPicPr/>
                   </pic:nvPicPr>
                   <pic:blipFill>
-                    <a:blip xmlns:r="http://schemas.openxmlformats.org/officeDocument/2006/relationships" r:embed="Re85ae1493dcd4cb6"/>
+                    <a:blip xmlns:r="http://schemas.openxmlformats.org/officeDocument/2006/relationships" r:embed="R7503dca904504ea7"/>
                     <a:stretch>
                       <a:fillRect/>
                     </a:stretch>
@@ -376,7 +376,7 @@
                         <pic:cNvPicPr/>
                       </pic:nvPicPr>
                       <pic:blipFill>
-                        <a:blip xmlns:r="http://schemas.openxmlformats.org/officeDocument/2006/relationships" r:embed="R7368d48123d04fad"/>
+                        <a:blip xmlns:r="http://schemas.openxmlformats.org/officeDocument/2006/relationships" r:embed="R131e572086114838"/>
                         <a:stretch>
                           <a:fillRect/>
                         </a:stretch>
@@ -435,7 +435,7 @@
         <w:rFonts w:asciiTheme="minorHAnsi" w:eastAsiaTheme="minorHAnsi" w:hAnsiTheme="minorHAnsi" w:cstheme="minorBidi"/>
         <w:sz w:val="22"/>
         <w:szCs w:val="22"/>
-        <w:lang w:val="en-US" w:eastAsia="en-US" w:bidi="ar-SA"/>
+        <w:lang w:val="en-CA" w:eastAsia="en-US" w:bidi="ar-SA"/>
       </w:rPr>
     </w:rPrDefault>
     <w:pPrDefault/>
